--- a/Version 4/PCB/Equipment list V4.docx
+++ b/Version 4/PCB/Equipment list V4.docx
@@ -11,13 +11,7 @@
           <w:rPr>
             <w:rStyle w:val="Hyperlink"/>
           </w:rPr>
-          <w:t>https://github.com/JonasStage/Methane-and-CO2-sensor</w:t>
-        </w:r>
-        <w:r>
-          <w:rPr>
-            <w:rStyle w:val="Hyperlink"/>
-          </w:rPr>
-          <w:t>/</w:t>
+          <w:t>https://github.com/JonasStage/Methane-and-CO2-sensor/</w:t>
         </w:r>
       </w:hyperlink>
       <w:r>
@@ -28,11 +22,9 @@
       <w:r>
         <w:t xml:space="preserve">Links are provided for all items, but for most items they can be bought at multiple places. For the methane sensor and </w:t>
       </w:r>
-      <w:proofErr w:type="gramStart"/>
       <w:r>
-        <w:t>connector</w:t>
+        <w:t>connector,</w:t>
       </w:r>
-      <w:proofErr w:type="gramEnd"/>
       <w:r>
         <w:t xml:space="preserve"> a Figaro distributor should be contacted, whereas for the CO2 sensor a </w:t>
       </w:r>
@@ -251,7 +243,7 @@
         </w:tc>
         <w:tc>
           <w:tcPr>
-            <w:tcW w:w="2257" w:type="pct"/>
+            <w:tcW w:w="2256" w:type="pct"/>
             <w:tcBorders>
               <w:top w:val="single" w:sz="4" w:space="0" w:color="auto"/>
               <w:left w:val="nil"/>
@@ -471,7 +463,7 @@
         </w:tc>
         <w:tc>
           <w:tcPr>
-            <w:tcW w:w="2257" w:type="pct"/>
+            <w:tcW w:w="2256" w:type="pct"/>
             <w:tcBorders>
               <w:top w:val="nil"/>
               <w:left w:val="nil"/>
@@ -690,7 +682,7 @@
         </w:tc>
         <w:tc>
           <w:tcPr>
-            <w:tcW w:w="2257" w:type="pct"/>
+            <w:tcW w:w="2256" w:type="pct"/>
             <w:tcBorders>
               <w:top w:val="nil"/>
               <w:left w:val="nil"/>
@@ -712,6 +704,214 @@
                 <w14:ligatures w14:val="none"/>
               </w:rPr>
             </w:pPr>
+          </w:p>
+        </w:tc>
+      </w:tr>
+      <w:tr>
+        <w:trPr>
+          <w:trHeight w:val="320"/>
+        </w:trPr>
+        <w:tc>
+          <w:tcPr>
+            <w:tcW w:w="503" w:type="pct"/>
+            <w:tcBorders>
+              <w:top w:val="nil"/>
+              <w:bottom w:val="nil"/>
+              <w:right w:val="nil"/>
+            </w:tcBorders>
+            <w:noWrap/>
+            <w:vAlign w:val="center"/>
+          </w:tcPr>
+          <w:p>
+            <w:pPr>
+              <w:rPr>
+                <w:rFonts w:ascii="Arial" w:eastAsia="Times New Roman" w:hAnsi="Arial" w:cs="Arial"/>
+                <w:kern w:val="0"/>
+                <w:sz w:val="16"/>
+                <w:szCs w:val="16"/>
+                <w14:ligatures w14:val="none"/>
+              </w:rPr>
+            </w:pPr>
+            <w:r>
+              <w:rPr>
+                <w:rFonts w:ascii="Arial" w:eastAsia="Times New Roman" w:hAnsi="Arial" w:cs="Arial"/>
+                <w:kern w:val="0"/>
+                <w:sz w:val="16"/>
+                <w:szCs w:val="16"/>
+                <w14:ligatures w14:val="none"/>
+              </w:rPr>
+              <w:t xml:space="preserve">Pin headers </w:t>
+            </w:r>
+          </w:p>
+        </w:tc>
+        <w:tc>
+          <w:tcPr>
+            <w:tcW w:w="431" w:type="pct"/>
+            <w:tcBorders>
+              <w:top w:val="nil"/>
+              <w:left w:val="nil"/>
+              <w:bottom w:val="nil"/>
+              <w:right w:val="nil"/>
+            </w:tcBorders>
+            <w:noWrap/>
+            <w:vAlign w:val="center"/>
+          </w:tcPr>
+          <w:p>
+            <w:pPr>
+              <w:rPr>
+                <w:rFonts w:ascii="Arial" w:eastAsia="Times New Roman" w:hAnsi="Arial" w:cs="Arial"/>
+                <w:kern w:val="0"/>
+                <w:sz w:val="16"/>
+                <w:szCs w:val="16"/>
+                <w14:ligatures w14:val="none"/>
+              </w:rPr>
+            </w:pPr>
+            <w:r>
+              <w:rPr>
+                <w:rFonts w:ascii="Arial" w:eastAsia="Times New Roman" w:hAnsi="Arial" w:cs="Arial"/>
+                <w:kern w:val="0"/>
+                <w:sz w:val="16"/>
+                <w:szCs w:val="16"/>
+                <w14:ligatures w14:val="none"/>
+              </w:rPr>
+              <w:t>1</w:t>
+            </w:r>
+          </w:p>
+        </w:tc>
+        <w:tc>
+          <w:tcPr>
+            <w:tcW w:w="379" w:type="pct"/>
+            <w:tcBorders>
+              <w:top w:val="nil"/>
+              <w:left w:val="nil"/>
+              <w:bottom w:val="nil"/>
+              <w:right w:val="nil"/>
+            </w:tcBorders>
+            <w:noWrap/>
+            <w:vAlign w:val="center"/>
+          </w:tcPr>
+          <w:p>
+            <w:pPr>
+              <w:rPr>
+                <w:rFonts w:ascii="Arial" w:eastAsia="Times New Roman" w:hAnsi="Arial" w:cs="Arial"/>
+                <w:kern w:val="0"/>
+                <w:sz w:val="16"/>
+                <w:szCs w:val="16"/>
+                <w14:ligatures w14:val="none"/>
+              </w:rPr>
+            </w:pPr>
+            <w:r>
+              <w:rPr>
+                <w:rFonts w:ascii="Arial" w:eastAsia="Times New Roman" w:hAnsi="Arial" w:cs="Arial"/>
+                <w:kern w:val="0"/>
+                <w:sz w:val="16"/>
+                <w:szCs w:val="16"/>
+                <w14:ligatures w14:val="none"/>
+              </w:rPr>
+              <w:t>0.61</w:t>
+            </w:r>
+          </w:p>
+        </w:tc>
+        <w:tc>
+          <w:tcPr>
+            <w:tcW w:w="676" w:type="pct"/>
+            <w:tcBorders>
+              <w:top w:val="nil"/>
+              <w:left w:val="nil"/>
+              <w:bottom w:val="nil"/>
+              <w:right w:val="nil"/>
+            </w:tcBorders>
+            <w:noWrap/>
+            <w:vAlign w:val="center"/>
+          </w:tcPr>
+          <w:p>
+            <w:pPr>
+              <w:rPr>
+                <w:rFonts w:ascii="Arial" w:eastAsia="Times New Roman" w:hAnsi="Arial" w:cs="Arial"/>
+                <w:kern w:val="0"/>
+                <w:sz w:val="16"/>
+                <w:szCs w:val="16"/>
+                <w14:ligatures w14:val="none"/>
+              </w:rPr>
+            </w:pPr>
+          </w:p>
+        </w:tc>
+        <w:tc>
+          <w:tcPr>
+            <w:tcW w:w="755" w:type="pct"/>
+            <w:tcBorders>
+              <w:top w:val="nil"/>
+              <w:left w:val="nil"/>
+              <w:bottom w:val="nil"/>
+              <w:right w:val="nil"/>
+            </w:tcBorders>
+            <w:noWrap/>
+            <w:vAlign w:val="center"/>
+          </w:tcPr>
+          <w:p>
+            <w:pPr>
+              <w:rPr>
+                <w:rFonts w:ascii="Arial" w:eastAsia="Times New Roman" w:hAnsi="Arial" w:cs="Arial"/>
+                <w:kern w:val="0"/>
+                <w:sz w:val="8"/>
+                <w:szCs w:val="8"/>
+                <w14:ligatures w14:val="none"/>
+              </w:rPr>
+            </w:pPr>
+            <w:r>
+              <w:rPr>
+                <w:rFonts w:ascii="Arial" w:eastAsia="Times New Roman" w:hAnsi="Arial" w:cs="Arial"/>
+                <w:kern w:val="0"/>
+                <w:sz w:val="8"/>
+                <w:szCs w:val="8"/>
+                <w14:ligatures w14:val="none"/>
+              </w:rPr>
+              <w:t>https://dk.rs-online.com/web/p/printstiftlister/2001483</w:t>
+            </w:r>
+          </w:p>
+        </w:tc>
+        <w:tc>
+          <w:tcPr>
+            <w:tcW w:w="2256" w:type="pct"/>
+            <w:tcBorders>
+              <w:top w:val="nil"/>
+              <w:left w:val="nil"/>
+              <w:bottom w:val="nil"/>
+              <w:right w:val="nil"/>
+            </w:tcBorders>
+            <w:noWrap/>
+            <w:vAlign w:val="bottom"/>
+          </w:tcPr>
+          <w:p>
+            <w:pPr>
+              <w:rPr>
+                <w:rFonts w:ascii="Arial" w:eastAsia="Times New Roman" w:hAnsi="Arial" w:cs="Arial"/>
+                <w:kern w:val="0"/>
+                <w:sz w:val="16"/>
+                <w:szCs w:val="16"/>
+                <w14:ligatures w14:val="none"/>
+              </w:rPr>
+            </w:pPr>
+            <w:r>
+              <w:rPr>
+                <w:rFonts w:ascii="Arial" w:eastAsia="Times New Roman" w:hAnsi="Arial" w:cs="Arial"/>
+                <w:kern w:val="0"/>
+                <w:sz w:val="16"/>
+                <w:szCs w:val="16"/>
+                <w14:ligatures w14:val="none"/>
+              </w:rPr>
+              <w:t>Headers to connect the CO2 sensor to the PCB</w:t>
+            </w:r>
+            <w:r>
+              <w:rPr>
+                <w:rFonts w:ascii="Arial" w:eastAsia="Times New Roman" w:hAnsi="Arial" w:cs="Arial"/>
+                <w:kern w:val="0"/>
+                <w:sz w:val="16"/>
+                <w:szCs w:val="16"/>
+                <w14:ligatures w14:val="none"/>
+              </w:rPr>
+              <w:t>.</w:t>
+            </w:r>
           </w:p>
         </w:tc>
       </w:tr>
@@ -921,7 +1121,7 @@
         </w:tc>
         <w:tc>
           <w:tcPr>
-            <w:tcW w:w="2257" w:type="pct"/>
+            <w:tcW w:w="2256" w:type="pct"/>
             <w:tcBorders>
               <w:top w:val="nil"/>
               <w:left w:val="nil"/>
@@ -1127,7 +1327,7 @@
         </w:tc>
         <w:tc>
           <w:tcPr>
-            <w:tcW w:w="2257" w:type="pct"/>
+            <w:tcW w:w="2256" w:type="pct"/>
             <w:tcBorders>
               <w:top w:val="nil"/>
               <w:left w:val="nil"/>
@@ -1330,38 +1530,14 @@
                   <w:u w:val="single"/>
                   <w14:ligatures w14:val="none"/>
                 </w:rPr>
-                <w:t>h</w:t>
-              </w:r>
-              <w:r>
-                <w:rPr>
-                  <w:rFonts w:ascii="Arial" w:eastAsia="Times New Roman" w:hAnsi="Arial" w:cs="Arial"/>
-                  <w:color w:val="0563C1"/>
-                  <w:kern w:val="0"/>
-                  <w:sz w:val="8"/>
-                  <w:szCs w:val="8"/>
-                  <w:u w:val="single"/>
-                  <w14:ligatures w14:val="none"/>
-                </w:rPr>
-                <w:t>t</w:t>
-              </w:r>
-              <w:r>
-                <w:rPr>
-                  <w:rFonts w:ascii="Arial" w:eastAsia="Times New Roman" w:hAnsi="Arial" w:cs="Arial"/>
-                  <w:color w:val="0563C1"/>
-                  <w:kern w:val="0"/>
-                  <w:sz w:val="8"/>
-                  <w:szCs w:val="8"/>
-                  <w:u w:val="single"/>
-                  <w14:ligatures w14:val="none"/>
-                </w:rPr>
-                <w:t>tps://dk.rs-online.com/web/p/blaesere/1444135/</w:t>
+                <w:t>https://dk.rs-online.com/web/p/blaesere/1444135/</w:t>
               </w:r>
             </w:hyperlink>
           </w:p>
         </w:tc>
         <w:tc>
           <w:tcPr>
-            <w:tcW w:w="2257" w:type="pct"/>
+            <w:tcW w:w="2256" w:type="pct"/>
             <w:tcBorders>
               <w:top w:val="nil"/>
               <w:left w:val="nil"/>
@@ -1576,7 +1752,7 @@
         </w:tc>
         <w:tc>
           <w:tcPr>
-            <w:tcW w:w="2257" w:type="pct"/>
+            <w:tcW w:w="2256" w:type="pct"/>
             <w:tcBorders>
               <w:top w:val="nil"/>
               <w:left w:val="nil"/>
@@ -1803,7 +1979,7 @@
         </w:tc>
         <w:tc>
           <w:tcPr>
-            <w:tcW w:w="2257" w:type="pct"/>
+            <w:tcW w:w="2256" w:type="pct"/>
             <w:tcBorders>
               <w:top w:val="nil"/>
               <w:left w:val="nil"/>
@@ -2019,7 +2195,7 @@
         </w:tc>
         <w:tc>
           <w:tcPr>
-            <w:tcW w:w="2257" w:type="pct"/>
+            <w:tcW w:w="2256" w:type="pct"/>
             <w:tcBorders>
               <w:top w:val="nil"/>
               <w:left w:val="nil"/>
@@ -2235,7 +2411,7 @@
         </w:tc>
         <w:tc>
           <w:tcPr>
-            <w:tcW w:w="2257" w:type="pct"/>
+            <w:tcW w:w="2256" w:type="pct"/>
             <w:tcBorders>
               <w:top w:val="nil"/>
               <w:left w:val="nil"/>
@@ -2451,7 +2627,7 @@
         </w:tc>
         <w:tc>
           <w:tcPr>
-            <w:tcW w:w="2257" w:type="pct"/>
+            <w:tcW w:w="2256" w:type="pct"/>
             <w:tcBorders>
               <w:top w:val="nil"/>
               <w:left w:val="nil"/>
@@ -2650,36 +2826,14 @@
                   <w:szCs w:val="8"/>
                   <w14:ligatures w14:val="none"/>
                 </w:rPr>
-                <w:t>https://dk.rs-online.co</w:t>
-              </w:r>
-              <w:r>
-                <w:rPr>
-                  <w:rStyle w:val="Hyperlink"/>
-                  <w:rFonts w:ascii="Arial" w:eastAsia="Times New Roman" w:hAnsi="Arial" w:cs="Arial"/>
-                  <w:kern w:val="0"/>
-                  <w:sz w:val="8"/>
-                  <w:szCs w:val="8"/>
-                  <w14:ligatures w14:val="none"/>
-                </w:rPr>
-                <w:t>m</w:t>
-              </w:r>
-              <w:r>
-                <w:rPr>
-                  <w:rStyle w:val="Hyperlink"/>
-                  <w:rFonts w:ascii="Arial" w:eastAsia="Times New Roman" w:hAnsi="Arial" w:cs="Arial"/>
-                  <w:kern w:val="0"/>
-                  <w:sz w:val="8"/>
-                  <w:szCs w:val="8"/>
-                  <w14:ligatures w14:val="none"/>
-                </w:rPr>
-                <w:t>/web/p/styrekabel/0409258</w:t>
+                <w:t>https://dk.rs-online.com/web/p/styrekabel/0409258</w:t>
               </w:r>
             </w:hyperlink>
           </w:p>
         </w:tc>
         <w:tc>
           <w:tcPr>
-            <w:tcW w:w="2257" w:type="pct"/>
+            <w:tcW w:w="2256" w:type="pct"/>
             <w:tcBorders>
               <w:top w:val="nil"/>
               <w:left w:val="nil"/>
@@ -2916,7 +3070,7 @@
         </w:tc>
         <w:tc>
           <w:tcPr>
-            <w:tcW w:w="2257" w:type="pct"/>
+            <w:tcW w:w="2256" w:type="pct"/>
             <w:tcBorders>
               <w:top w:val="nil"/>
               <w:left w:val="nil"/>
@@ -3141,7 +3295,7 @@
         </w:tc>
         <w:tc>
           <w:tcPr>
-            <w:tcW w:w="2257" w:type="pct"/>
+            <w:tcW w:w="2256" w:type="pct"/>
             <w:tcBorders>
               <w:top w:val="nil"/>
               <w:left w:val="nil"/>
@@ -3332,7 +3486,7 @@
         </w:tc>
         <w:tc>
           <w:tcPr>
-            <w:tcW w:w="2257" w:type="pct"/>
+            <w:tcW w:w="2256" w:type="pct"/>
             <w:tcBorders>
               <w:top w:val="nil"/>
               <w:left w:val="nil"/>
@@ -3514,7 +3668,7 @@
         </w:tc>
         <w:tc>
           <w:tcPr>
-            <w:tcW w:w="2257" w:type="pct"/>
+            <w:tcW w:w="2256" w:type="pct"/>
             <w:tcBorders>
               <w:top w:val="nil"/>
               <w:left w:val="nil"/>
@@ -3543,10 +3697,7 @@
     <w:p/>
     <w:p>
       <w:r>
-        <w:t>Prices may change over time</w:t>
-      </w:r>
-      <w:r>
-        <w:t>.</w:t>
+        <w:t>Prices may change over time.</w:t>
       </w:r>
     </w:p>
     <w:p/>
